--- a/Fase 2/Evidencias Proyeto/Evidencias de documentación/Sprint 2 Retrospectiva.docx
+++ b/Fase 2/Evidencias Proyeto/Evidencias de documentación/Sprint 2 Retrospectiva.docx
@@ -1928,9 +1928,8 @@
               <w:jc w:val="left"/>
               <w:rPr>
                 <w:rFonts w:ascii="Arial" w:cs="Arial" w:eastAsia="Arial" w:hAnsi="Arial"/>
-                <w:color w:val="365f91"/>
-                <w:sz w:val="24"/>
-                <w:szCs w:val="24"/>
+                <w:sz w:val="20"/>
+                <w:szCs w:val="20"/>
               </w:rPr>
             </w:pPr>
             <w:r>
@@ -1974,7 +1973,7 @@
                 <w:szCs w:val="20"/>
                 <w:rtl w:val="0"/>
               </w:rPr>
-              <w:t xml:space="preserve">Faltó comunicación con el cliente para las reuniones programadas (I-03).</w:t>
+              <w:t xml:space="preserve">Se descuida la seguridad de la API que al momento ya está cubierta esa área y está solucionada(I-07).</w:t>
             </w:r>
           </w:p>
           <w:p>
@@ -2012,7 +2011,7 @@
                 <w:szCs w:val="20"/>
                 <w:rtl w:val="0"/>
               </w:rPr>
-              <w:t xml:space="preserve">Se descuida la seguridad de la API que al momento ya está cubierta esa área y está solucionada(I-07).</w:t>
+              <w:t xml:space="preserve">Al intentar desplegar la API al principio no funcionaba(I-05).</w:t>
             </w:r>
           </w:p>
           <w:p>
@@ -2050,7 +2049,7 @@
                 <w:szCs w:val="20"/>
                 <w:rtl w:val="0"/>
               </w:rPr>
-              <w:t xml:space="preserve">Al intentar desplegar la API al principio no funcionaba(I-05).</w:t>
+              <w:t xml:space="preserve">Plan modelo de datos difuso a la hora de implementar (I-04).</w:t>
             </w:r>
           </w:p>
           <w:p>
@@ -2088,7 +2087,7 @@
                 <w:szCs w:val="20"/>
                 <w:rtl w:val="0"/>
               </w:rPr>
-              <w:t xml:space="preserve">Plan modelo de datos difuso a la hora de implementar (I-04).</w:t>
+              <w:t xml:space="preserve">GitHub se actualizó de manera incorrecta y se generaron problemas con la versión más reciente(I-06).</w:t>
             </w:r>
           </w:p>
           <w:p>
@@ -2126,45 +2125,7 @@
                 <w:szCs w:val="20"/>
                 <w:rtl w:val="0"/>
               </w:rPr>
-              <w:t xml:space="preserve">GitHub se actualizó de manera incorrecta y se generaron problemas con la versión más reciente(I-06).</w:t>
-            </w:r>
-          </w:p>
-          <w:p>
-            <w:pPr>
-              <w:keepNext w:val="0"/>
-              <w:keepLines w:val="0"/>
-              <w:pageBreakBefore w:val="0"/>
-              <w:widowControl w:val="1"/>
-              <w:numPr>
-                <w:ilvl w:val="0"/>
-                <w:numId w:val="2"/>
-              </w:numPr>
-              <w:pBdr>
-                <w:top w:space="0" w:sz="0" w:val="nil"/>
-                <w:left w:space="0" w:sz="0" w:val="nil"/>
-                <w:bottom w:space="0" w:sz="0" w:val="nil"/>
-                <w:right w:space="0" w:sz="0" w:val="nil"/>
-                <w:between w:space="0" w:sz="0" w:val="nil"/>
-              </w:pBdr>
-              <w:shd w:fill="auto" w:val="clear"/>
-              <w:spacing w:after="0" w:before="0" w:line="240" w:lineRule="auto"/>
-              <w:ind w:left="720" w:right="0" w:hanging="360"/>
-              <w:jc w:val="left"/>
-              <w:rPr>
-                <w:rFonts w:ascii="Arial" w:cs="Arial" w:eastAsia="Arial" w:hAnsi="Arial"/>
-                <w:sz w:val="20"/>
-                <w:szCs w:val="20"/>
-                <w:u w:val="none"/>
-              </w:rPr>
-            </w:pPr>
-            <w:r>
-              <w:rPr>
-                <w:rFonts w:ascii="Arial" w:cs="Arial" w:eastAsia="Arial" w:hAnsi="Arial"/>
-                <w:sz w:val="20"/>
-                <w:szCs w:val="20"/>
-                <w:rtl w:val="0"/>
-              </w:rPr>
-              <w:t xml:space="preserve">Hubo atrasos con la carta gantt a principios del proyecto(I-02).</w:t>
+              <w:t xml:space="preserve">Hubo atrasos con la carta gantt a principios del proyecto(I-03).</w:t>
             </w:r>
           </w:p>
         </w:tc>
